--- a/public/cv/cv-edouard-bengehya-en.docx
+++ b/public/cv/cv-edouard-bengehya-en.docx
@@ -89,7 +89,7 @@
     </w:p>
     <w:p>
       <w:r>
-        <w:t xml:space="preserve">Training in telecommunications engineering and management at Hope Africa University (Burundi, 2020–2022), with studies in network architecture and CCNA, software maintenance and office tools, and a technical diploma in general agriculture from Idjwi.</w:t>
+        <w:t xml:space="preserve">I graduated in telecommunications engineering and management from Hope Africa University (Burundi, 2020–2022), with distinction, concentration in systems and network security. I also completed network architecture and CCNA, software maintenance and office tools, and a technical diploma in general agriculture from Idjwi.</w:t>
       </w:r>
     </w:p>
     <w:p>
@@ -349,7 +349,7 @@
     </w:p>
     <w:p>
       <w:r>
-        <w:t xml:space="preserve">Practical training in network administration, information security, maintenance, web development and complex problem solving.</w:t>
+        <w:t xml:space="preserve">Practical training in network administration, information security, maintenance, web development and complex problem solving. Bachelor’s degree awarded with distinction, concentration in systems and network security.</w:t>
       </w:r>
     </w:p>
     <w:p>
@@ -393,6 +393,11 @@
       </w:r>
     </w:p>
     <w:p>
+      <w:r>
+        <w:t xml:space="preserve">Modern agricultural techniques, crop management, farm optimization, input management and lasting improvement of agricultural productivity.</w:t>
+      </w:r>
+    </w:p>
+    <w:p>
       <w:pPr>
         <w:pStyle w:val="Heading2"/>
       </w:pPr>
@@ -407,7 +412,12 @@
     </w:p>
     <w:p>
       <w:r>
-        <w:t xml:space="preserve">Academic diplomas and attestations · Hope Africa University · Date not stated in the documents provided</w:t>
+        <w:t xml:space="preserve">Telecommunications Engineering and Management · Hope Africa University</w:t>
+      </w:r>
+    </w:p>
+    <w:p>
+      <w:r>
+        <w:t xml:space="preserve">Distinction. Concentration: systems and network security.</w:t>
       </w:r>
     </w:p>
     <w:p>
@@ -417,7 +427,7 @@
     </w:p>
     <w:p>
       <w:r>
-        <w:t xml:space="preserve">Computer networks · Issuer not stated in the documents provided · Date not stated in the documents provided · 90 hours</w:t>
+        <w:t xml:space="preserve">Computer networks · CARS, Université Espoir d’Afrique · 20 February 2020 · 90 hours</w:t>
       </w:r>
     </w:p>
     <w:p>
@@ -427,7 +437,7 @@
     </w:p>
     <w:p>
       <w:r>
-        <w:t xml:space="preserve">Network security and administration · Issuer not stated in the documents provided · Date not stated in the documents provided · 90 hours</w:t>
+        <w:t xml:space="preserve">Network security and administration · CARS, Université Espoir d’Afrique · 23 October 2021 · 90 hours</w:t>
       </w:r>
     </w:p>
     <w:p>
@@ -437,22 +447,7 @@
     </w:p>
     <w:p>
       <w:r>
-        <w:t xml:space="preserve">Software and hardware maintenance · Issuer not stated in the documents provided · Date not stated in the documents provided · 90 hours</w:t>
-      </w:r>
-    </w:p>
-    <w:p>
-      <w:r>
-        <w:t xml:space="preserve">State diploma</w:t>
-      </w:r>
-    </w:p>
-    <w:p>
-      <w:r>
-        <w:t xml:space="preserve">Academic diplomas and attestations · Issuer not stated in the documents provided · Date not stated in the documents provided</w:t>
-      </w:r>
-    </w:p>
-    <w:p>
-      <w:r>
-        <w:t xml:space="preserve">Congolese state diploma. The year and the school are not stated in the material provided, beyond the title.</w:t>
+        <w:t xml:space="preserve">Software and hardware maintenance · CARS, Université Espoir d’Afrique · 23 October 2021 · 90 hours</w:t>
       </w:r>
     </w:p>
     <w:p>
@@ -465,17 +460,17 @@
     </w:p>
     <w:p>
       <w:r>
-        <w:t xml:space="preserve">French — Good level. CV wording: Bon niveau.</w:t>
-      </w:r>
-    </w:p>
-    <w:p>
-      <w:r>
-        <w:t xml:space="preserve">English — Un peu Bien. Original CV wording. Reformulation of the stated level: basic / conversational English.</w:t>
-      </w:r>
-    </w:p>
-    <w:p>
-      <w:r>
-        <w:t xml:space="preserve">Swahili — Good level. CV wording: Bon niveau.</w:t>
+        <w:t xml:space="preserve">French — Good level</w:t>
+      </w:r>
+    </w:p>
+    <w:p>
+      <w:r>
+        <w:t xml:space="preserve">English — Un peu Bien</w:t>
+      </w:r>
+    </w:p>
+    <w:p>
+      <w:r>
+        <w:t xml:space="preserve">Swahili — Good level</w:t>
       </w:r>
     </w:p>
     <w:p>
@@ -504,24 +499,6 @@
     <w:p>
       <w:r>
         <w:t xml:space="preserve">• Information security</w:t>
-      </w:r>
-    </w:p>
-    <w:p>
-      <w:pPr>
-        <w:pStyle w:val="Heading2"/>
-      </w:pPr>
-      <w:r>
-        <w:t xml:space="preserve">Signature</w:t>
-      </w:r>
-    </w:p>
-    <w:p>
-      <w:r>
-        <w:t xml:space="preserve">Space reserved for a handwritten signature</w:t>
-      </w:r>
-    </w:p>
-    <w:p>
-      <w:r>
-        <w:t xml:space="preserve">Édouard Bengehya</w:t>
       </w:r>
     </w:p>
     <w:sectPr>
